--- a/zhs/docx/037.content.docx
+++ b/zhs/docx/037.content.docx
@@ -232,18 +232,12 @@
         </w:rPr>
         <w:t>帝国是由一个人或一个政府统治的一群</w:t>
       </w:r>
-      <w:hyperlink r:id="rId13">
-        <w:r>
-          <w:rPr>
-            <w:lang w:val="zh_CN" w:bidi="zh_CN"/>
-          </w:rPr>
-          <w:rPr>
-            <w:color w:val="0000EE"/>
-            <w:u w:val="single"/>
-          </w:rPr>
-          <w:t>国民</w:t>
-        </w:r>
-      </w:hyperlink>
+      <w:r>
+        <w:rPr>
+          <w:lang w:val="zh_CN" w:bidi="zh_CN"/>
+        </w:rPr>
+        <w:t>国民</w:t>
+      </w:r>
       <w:r>
         <w:rPr>
           <w:lang w:val="zh_CN" w:bidi="zh_CN"/>
@@ -264,41 +258,17 @@
         </w:rPr>
         <w:t>罗马帝国包括许多国家和民族。它非常大。所有这些国家的人都必须向凯撒纳税。凯撒是如此强大，以至于许多人把他当作神。在一些城市，人们建造了</w:t>
       </w:r>
-      <w:hyperlink r:id="rId14">
-        <w:r>
-          <w:rPr>
-            <w:lang w:val="zh_CN" w:bidi="zh_CN"/>
-          </w:rPr>
-          <w:rPr>
-            <w:color w:val="0000EE"/>
-            <w:u w:val="single"/>
-          </w:rPr>
-          <w:t>神殿</w:t>
-        </w:r>
-      </w:hyperlink>
-      <w:r>
-        <w:rPr>
-          <w:lang w:val="zh_CN" w:bidi="zh_CN"/>
-        </w:rPr>
-        <w:t>，在那里他们</w:t>
-      </w:r>
-      <w:hyperlink r:id="rId15">
-        <w:r>
-          <w:rPr>
-            <w:lang w:val="zh_CN" w:bidi="zh_CN"/>
-          </w:rPr>
-          <w:rPr>
-            <w:color w:val="0000EE"/>
-            <w:u w:val="single"/>
-          </w:rPr>
-          <w:t>敬拜</w:t>
-        </w:r>
-      </w:hyperlink>
-      <w:r>
-        <w:rPr>
-          <w:lang w:val="zh_CN" w:bidi="zh_CN"/>
-        </w:rPr>
-        <w:t>凯撒的雕像。</w:t>
+      <w:r>
+        <w:rPr>
+          <w:lang w:val="zh_CN" w:bidi="zh_CN"/>
+        </w:rPr>
+        <w:t>神殿</w:t>
+      </w:r>
+      <w:r>
+        <w:rPr>
+          <w:lang w:val="zh_CN" w:bidi="zh_CN"/>
+        </w:rPr>
+        <w:t>，在那里他们敬拜凯撒的雕像。</w:t>
       </w:r>
       <w:r>
         <w:rPr>
@@ -353,7 +323,7 @@
           <w:lang w:val="zh_CN" w:bidi="zh_CN"/>
         </w:rPr>
       </w:r>
-      <w:hyperlink r:id="rId16">
+      <w:hyperlink r:id="rId13">
         <w:r>
           <w:rPr>
             <w:lang w:val="zh_CN" w:bidi="zh_CN"/>
@@ -426,72 +396,36 @@
         </w:rPr>
         <w:t>是一座城市，位于</w:t>
       </w:r>
-      <w:hyperlink r:id="rId17">
-        <w:r>
-          <w:rPr>
-            <w:lang w:val="zh_CN" w:bidi="zh_CN"/>
-          </w:rPr>
-          <w:rPr>
-            <w:color w:val="0000EE"/>
-            <w:u w:val="single"/>
-          </w:rPr>
-          <w:t>加利利海</w:t>
-        </w:r>
-      </w:hyperlink>
+      <w:r>
+        <w:rPr>
+          <w:lang w:val="zh_CN" w:bidi="zh_CN"/>
+        </w:rPr>
+        <w:t>加利利海</w:t>
+      </w:r>
       <w:r>
         <w:rPr>
           <w:lang w:val="zh_CN" w:bidi="zh_CN"/>
         </w:rPr>
         <w:t>以北约四十公里。住在这个地区的人不是</w:t>
       </w:r>
-      <w:hyperlink r:id="rId18">
-        <w:r>
-          <w:rPr>
-            <w:lang w:val="zh_CN" w:bidi="zh_CN"/>
-          </w:rPr>
-          <w:rPr>
-            <w:color w:val="0000EE"/>
-            <w:u w:val="single"/>
-          </w:rPr>
-          <w:t>犹太人</w:t>
-        </w:r>
-      </w:hyperlink>
-      <w:r>
-        <w:rPr>
-          <w:lang w:val="zh_CN" w:bidi="zh_CN"/>
-        </w:rPr>
-        <w:t>。人们在这个城市里建造了一座庙，为的是</w:t>
-      </w:r>
-      <w:hyperlink r:id="rId15">
-        <w:r>
-          <w:rPr>
-            <w:lang w:val="zh_CN" w:bidi="zh_CN"/>
-          </w:rPr>
-          <w:rPr>
-            <w:color w:val="0000EE"/>
-            <w:u w:val="single"/>
-          </w:rPr>
-          <w:t>敬拜</w:t>
-        </w:r>
-      </w:hyperlink>
-      <w:r>
-        <w:rPr>
-          <w:lang w:val="zh_CN" w:bidi="zh_CN"/>
-        </w:rPr>
-        <w:t>罗马皇帝</w:t>
-      </w:r>
-      <w:hyperlink r:id="rId19">
-        <w:r>
-          <w:rPr>
-            <w:lang w:val="zh_CN" w:bidi="zh_CN"/>
-          </w:rPr>
-          <w:rPr>
-            <w:color w:val="0000EE"/>
-            <w:u w:val="single"/>
-          </w:rPr>
-          <w:t>凯撒</w:t>
-        </w:r>
-      </w:hyperlink>
+      <w:r>
+        <w:rPr>
+          <w:lang w:val="zh_CN" w:bidi="zh_CN"/>
+        </w:rPr>
+        <w:t>犹太人</w:t>
+      </w:r>
+      <w:r>
+        <w:rPr>
+          <w:lang w:val="zh_CN" w:bidi="zh_CN"/>
+        </w:rPr>
+        <w:t>。人们在这个城市里建造了一座庙，为的是敬拜罗马皇帝</w:t>
+      </w:r>
+      <w:r>
+        <w:rPr>
+          <w:lang w:val="zh_CN" w:bidi="zh_CN"/>
+        </w:rPr>
+        <w:t>凯撒</w:t>
+      </w:r>
       <w:r>
         <w:rPr>
           <w:lang w:val="zh_CN" w:bidi="zh_CN"/>
@@ -551,7 +485,7 @@
           <w:lang w:val="zh_CN" w:bidi="zh_CN"/>
         </w:rPr>
       </w:r>
-      <w:hyperlink r:id="rId16">
+      <w:hyperlink r:id="rId13">
         <w:r>
           <w:rPr>
             <w:lang w:val="zh_CN" w:bidi="zh_CN"/>

--- a/zhs/docx/037.content.docx
+++ b/zhs/docx/037.content.docx
@@ -297,77 +297,6 @@
         <w:rPr>
           <w:lang w:val="zh_CN" w:bidi="zh_CN"/>
         </w:rPr>
-        <w:t>凯撒</w:t>
-      </w:r>
-      <w:r>
-        <w:rPr>
-          <w:lang w:val="zh_CN" w:bidi="zh_CN"/>
-        </w:rPr>
-      </w:r>
-    </w:p>
-    <w:p>
-      <w:pPr>
-        <w:pStyle w:val="Heading4"/>
-      </w:pPr>
-      <w:r>
-        <w:rPr>
-          <w:lang w:val="zh_CN" w:bidi="zh_CN"/>
-        </w:rPr>
-        <w:t>Audio Content</w:t>
-      </w:r>
-    </w:p>
-    <w:p>
-      <w:pPr/>
-      <w:r>
-        <w:rPr>
-          <w:lang w:val="zh_CN" w:bidi="zh_CN"/>
-        </w:rPr>
-      </w:r>
-      <w:hyperlink r:id="rId13">
-        <w:r>
-          <w:rPr>
-            <w:lang w:val="zh_CN" w:bidi="zh_CN"/>
-          </w:rPr>
-          <w:rPr>
-            <w:color w:val="0000EE"/>
-            <w:u w:val="single"/>
-          </w:rPr>
-          <w:t>mp3 file</w:t>
-        </w:r>
-      </w:hyperlink>
-      <w:r>
-        <w:rPr>
-          <w:lang w:val="zh_CN" w:bidi="zh_CN"/>
-        </w:rPr>
-        <w:t xml:space="preserve"> (None KB)</w:t>
-      </w:r>
-      <w:r>
-        <w:rPr>
-          <w:lang w:val="zh_CN" w:bidi="zh_CN"/>
-        </w:rPr>
-      </w:r>
-      <w:r>
-        <w:rPr>
-          <w:lang w:val="zh_CN" w:bidi="zh_CN"/>
-        </w:rPr>
-      </w:r>
-    </w:p>
-    <w:p>
-      <w:pPr/>
-      <w:r>
-        <w:rPr>
-          <w:lang w:val="zh_CN" w:bidi="zh_CN"/>
-        </w:rPr>
-      </w:r>
-    </w:p>
-    <w:p>
-      <w:pPr>
-        <w:pStyle w:val="Heading2"/>
-      </w:pPr>
-      <w:r>
-        <w:rPr>
-          <w:lang w:val="zh_CN" w:bidi="zh_CN"/>
-        </w:rPr>
         <w:t>凯撒利亚•腓立比</w:t>
       </w:r>
       <w:r>
@@ -431,77 +360,6 @@
           <w:lang w:val="zh_CN" w:bidi="zh_CN"/>
         </w:rPr>
         <w:t>。</w:t>
-      </w:r>
-      <w:r>
-        <w:rPr>
-          <w:lang w:val="zh_CN" w:bidi="zh_CN"/>
-        </w:rPr>
-      </w:r>
-      <w:r>
-        <w:rPr>
-          <w:lang w:val="zh_CN" w:bidi="zh_CN"/>
-        </w:rPr>
-      </w:r>
-    </w:p>
-    <w:p>
-      <w:pPr/>
-      <w:r>
-        <w:rPr>
-          <w:lang w:val="zh_CN" w:bidi="zh_CN"/>
-        </w:rPr>
-      </w:r>
-    </w:p>
-    <w:p>
-      <w:pPr>
-        <w:pStyle w:val="Heading2"/>
-      </w:pPr>
-      <w:r>
-        <w:rPr>
-          <w:lang w:val="zh_CN" w:bidi="zh_CN"/>
-        </w:rPr>
-        <w:t>凯撒利亚•腓立比</w:t>
-      </w:r>
-      <w:r>
-        <w:rPr>
-          <w:lang w:val="zh_CN" w:bidi="zh_CN"/>
-        </w:rPr>
-      </w:r>
-    </w:p>
-    <w:p>
-      <w:pPr>
-        <w:pStyle w:val="Heading4"/>
-      </w:pPr>
-      <w:r>
-        <w:rPr>
-          <w:lang w:val="zh_CN" w:bidi="zh_CN"/>
-        </w:rPr>
-        <w:t>Audio Content</w:t>
-      </w:r>
-    </w:p>
-    <w:p>
-      <w:pPr/>
-      <w:r>
-        <w:rPr>
-          <w:lang w:val="zh_CN" w:bidi="zh_CN"/>
-        </w:rPr>
-      </w:r>
-      <w:hyperlink r:id="rId13">
-        <w:r>
-          <w:rPr>
-            <w:lang w:val="zh_CN" w:bidi="zh_CN"/>
-          </w:rPr>
-          <w:rPr>
-            <w:color w:val="0000EE"/>
-            <w:u w:val="single"/>
-          </w:rPr>
-          <w:t>mp3 file</w:t>
-        </w:r>
-      </w:hyperlink>
-      <w:r>
-        <w:rPr>
-          <w:lang w:val="zh_CN" w:bidi="zh_CN"/>
-        </w:rPr>
-        <w:t xml:space="preserve"> (None KB)</w:t>
       </w:r>
       <w:r>
         <w:rPr>

--- a/zhs/docx/037.content.docx
+++ b/zhs/docx/037.content.docx
@@ -232,12 +232,18 @@
         </w:rPr>
         <w:t>帝国是由一个人或一个政府统治的一群</w:t>
       </w:r>
-      <w:r>
-        <w:rPr>
-          <w:lang w:val="zh_CN" w:bidi="zh_CN"/>
-        </w:rPr>
-        <w:t>国民</w:t>
-      </w:r>
+      <w:hyperlink r:id="rId13">
+        <w:r>
+          <w:rPr>
+            <w:lang w:val="zh_CN" w:bidi="zh_CN"/>
+          </w:rPr>
+          <w:rPr>
+            <w:color w:val="0000EE"/>
+            <w:u w:val="single"/>
+          </w:rPr>
+          <w:t>国民</w:t>
+        </w:r>
+      </w:hyperlink>
       <w:r>
         <w:rPr>
           <w:lang w:val="zh_CN" w:bidi="zh_CN"/>
@@ -258,17 +264,41 @@
         </w:rPr>
         <w:t>罗马帝国包括许多国家和民族。它非常大。所有这些国家的人都必须向凯撒纳税。凯撒是如此强大，以至于许多人把他当作神。在一些城市，人们建造了</w:t>
       </w:r>
+      <w:hyperlink r:id="rId14">
+        <w:r>
+          <w:rPr>
+            <w:lang w:val="zh_CN" w:bidi="zh_CN"/>
+          </w:rPr>
+          <w:rPr>
+            <w:color w:val="0000EE"/>
+            <w:u w:val="single"/>
+          </w:rPr>
+          <w:t>神殿</w:t>
+        </w:r>
+      </w:hyperlink>
       <w:r>
         <w:rPr>
           <w:lang w:val="zh_CN" w:bidi="zh_CN"/>
         </w:rPr>
-        <w:t>神殿</w:t>
+        <w:t>，在那里他们</w:t>
       </w:r>
+      <w:hyperlink r:id="rId15">
+        <w:r>
+          <w:rPr>
+            <w:lang w:val="zh_CN" w:bidi="zh_CN"/>
+          </w:rPr>
+          <w:rPr>
+            <w:color w:val="0000EE"/>
+            <w:u w:val="single"/>
+          </w:rPr>
+          <w:t>敬拜</w:t>
+        </w:r>
+      </w:hyperlink>
       <w:r>
         <w:rPr>
           <w:lang w:val="zh_CN" w:bidi="zh_CN"/>
         </w:rPr>
-        <w:t>，在那里他们敬拜凯撒的雕像。</w:t>
+        <w:t>凯撒的雕像。</w:t>
       </w:r>
       <w:r>
         <w:rPr>
@@ -325,36 +355,72 @@
         </w:rPr>
         <w:t>是一座城市，位于</w:t>
       </w:r>
-      <w:r>
-        <w:rPr>
-          <w:lang w:val="zh_CN" w:bidi="zh_CN"/>
-        </w:rPr>
-        <w:t>加利利海</w:t>
-      </w:r>
+      <w:hyperlink r:id="rId16">
+        <w:r>
+          <w:rPr>
+            <w:lang w:val="zh_CN" w:bidi="zh_CN"/>
+          </w:rPr>
+          <w:rPr>
+            <w:color w:val="0000EE"/>
+            <w:u w:val="single"/>
+          </w:rPr>
+          <w:t>加利利海</w:t>
+        </w:r>
+      </w:hyperlink>
       <w:r>
         <w:rPr>
           <w:lang w:val="zh_CN" w:bidi="zh_CN"/>
         </w:rPr>
         <w:t>以北约四十公里。住在这个地区的人不是</w:t>
       </w:r>
+      <w:hyperlink r:id="rId17">
+        <w:r>
+          <w:rPr>
+            <w:lang w:val="zh_CN" w:bidi="zh_CN"/>
+          </w:rPr>
+          <w:rPr>
+            <w:color w:val="0000EE"/>
+            <w:u w:val="single"/>
+          </w:rPr>
+          <w:t>犹太人</w:t>
+        </w:r>
+      </w:hyperlink>
       <w:r>
         <w:rPr>
           <w:lang w:val="zh_CN" w:bidi="zh_CN"/>
         </w:rPr>
-        <w:t>犹太人</w:t>
+        <w:t>。人们在这个城市里建造了一座庙，为的是</w:t>
       </w:r>
+      <w:hyperlink r:id="rId15">
+        <w:r>
+          <w:rPr>
+            <w:lang w:val="zh_CN" w:bidi="zh_CN"/>
+          </w:rPr>
+          <w:rPr>
+            <w:color w:val="0000EE"/>
+            <w:u w:val="single"/>
+          </w:rPr>
+          <w:t>敬拜</w:t>
+        </w:r>
+      </w:hyperlink>
       <w:r>
         <w:rPr>
           <w:lang w:val="zh_CN" w:bidi="zh_CN"/>
         </w:rPr>
-        <w:t>。人们在这个城市里建造了一座庙，为的是敬拜罗马皇帝</w:t>
+        <w:t>罗马皇帝</w:t>
       </w:r>
-      <w:r>
-        <w:rPr>
-          <w:lang w:val="zh_CN" w:bidi="zh_CN"/>
-        </w:rPr>
-        <w:t>凯撒</w:t>
-      </w:r>
+      <w:hyperlink r:id="rId18">
+        <w:r>
+          <w:rPr>
+            <w:lang w:val="zh_CN" w:bidi="zh_CN"/>
+          </w:rPr>
+          <w:rPr>
+            <w:color w:val="0000EE"/>
+            <w:u w:val="single"/>
+          </w:rPr>
+          <w:t>凯撒</w:t>
+        </w:r>
+      </w:hyperlink>
       <w:r>
         <w:rPr>
           <w:lang w:val="zh_CN" w:bidi="zh_CN"/>
